--- a/Сборка_вариант_C.docx
+++ b/Сборка_вариант_C.docx
@@ -97,6 +97,57 @@
             </w:r>
             <w:r>
               <w:t xml:space="preserve">только модуль ≤5 мВт (KY-008). Не ставьте турель на уровне глаз, ограничьте сектор так, чтобы луч не выходил в проёмы и окна. Лазеры «burning/engraving» устанавливать запрещено — необратимая травма зрения.</w:t>
+            </w:r>
+          </w:p>
+        </w:tc>
+      </w:tr>
+    </w:tbl>
+    <w:tbl>
+      <w:tblPr>
+        <w:tblW w:type="auto" w:w="100"/>
+        <w:tblBorders>
+          <w:top w:val="single" w:color="auto" w:sz="4"/>
+          <w:left w:val="single" w:color="auto" w:sz="4"/>
+          <w:bottom w:val="single" w:color="auto" w:sz="4"/>
+          <w:right w:val="single" w:color="auto" w:sz="4"/>
+          <w:insideH w:val="single" w:color="auto" w:sz="4"/>
+          <w:insideV w:val="single" w:color="auto" w:sz="4"/>
+        </w:tblBorders>
+      </w:tblPr>
+      <w:tblGrid>
+        <w:gridCol w:w="9750"/>
+      </w:tblGrid>
+      <w:tr>
+        <w:tc>
+          <w:tcPr>
+            <w:tcW w:type="dxa" w:w="9750"/>
+            <w:tcBorders>
+              <w:top w:val="single" w:color="3E7CB1" w:sz="6"/>
+              <w:left w:val="single" w:color="3E7CB1" w:sz="6"/>
+              <w:bottom w:val="single" w:color="3E7CB1" w:sz="6"/>
+              <w:right w:val="single" w:color="3E7CB1" w:sz="6"/>
+            </w:tcBorders>
+            <w:shd w:fill="D6E9F8" w:val="clear"/>
+            <w:tcMar>
+              <w:top w:type="dxa" w:w="120"/>
+              <w:left w:type="dxa" w:w="160"/>
+              <w:bottom w:type="dxa" w:w="120"/>
+              <w:right w:type="dxa" w:w="160"/>
+            </w:tcMar>
+          </w:tcPr>
+          <w:p>
+            <w:pPr>
+              <w:spacing w:line="264" w:lineRule="auto"/>
+            </w:pPr>
+            <w:r>
+              <w:rPr>
+                <w:b/>
+                <w:bCs/>
+              </w:rPr>
+              <w:t xml:space="preserve">Опциональные модули: </w:t>
+            </w:r>
+            <w:r>
+              <w:t xml:space="preserve">веб-панель по Wi-Fi, OLED-экран, озвучка DFPlayer, Telegram-уведомления и 3D-печать кронштейна описаны в главе 12 большого руководства; всё включается одним переключателем в коде и на сборку по этой инструкции не влияет.</w:t>
             </w:r>
           </w:p>
         </w:tc>
